--- a/Space_News_05_08_2026.docx
+++ b/Space_News_05_08_2026.docx
@@ -709,6 +709,46 @@
     </w:p>
     <w:p>
       <w:pPr>
+        <w:spacing w:after="120"/>
+        <w:jc w:val="center"/>
+      </w:pPr>
+      <w:r>
+        <w:drawing>
+          <wp:inline xmlns:a="http://schemas.openxmlformats.org/drawingml/2006/main" xmlns:pic="http://schemas.openxmlformats.org/drawingml/2006/picture">
+            <wp:extent cx="4389120" cy="2466452"/>
+            <wp:docPr id="9" name="Picture 9"/>
+            <wp:cNvGraphicFramePr>
+              <a:graphicFrameLocks noChangeAspect="1"/>
+            </wp:cNvGraphicFramePr>
+            <a:graphic>
+              <a:graphicData uri="http://schemas.openxmlformats.org/drawingml/2006/picture">
+                <pic:pic>
+                  <pic:nvPicPr>
+                    <pic:cNvPr id="0" name="image.png"/>
+                    <pic:cNvPicPr/>
+                  </pic:nvPicPr>
+                  <pic:blipFill>
+                    <a:blip r:embed="rId25"/>
+                    <a:stretch>
+                      <a:fillRect/>
+                    </a:stretch>
+                  </pic:blipFill>
+                  <pic:spPr>
+                    <a:xfrm>
+                      <a:off x="0" y="0"/>
+                      <a:ext cx="4389120" cy="2466452"/>
+                    </a:xfrm>
+                    <a:prstGeom prst="rect"/>
+                  </pic:spPr>
+                </pic:pic>
+              </a:graphicData>
+            </a:graphic>
+          </wp:inline>
+        </w:drawing>
+      </w:r>
+    </w:p>
+    <w:p>
+      <w:pPr>
         <w:spacing w:after="120" w:line="276" w:lineRule="auto"/>
         <w:jc w:val="both"/>
       </w:pPr>
@@ -746,7 +786,7 @@
         <w:spacing w:after="80"/>
         <w:jc w:val="left"/>
       </w:pPr>
-      <w:hyperlink r:id="rId25">
+      <w:hyperlink r:id="rId26">
         <w:r>
           <w:rPr>
             <w:color w:val="0000FF"/>
@@ -765,7 +805,7 @@
         <w:drawing>
           <wp:inline xmlns:a="http://schemas.openxmlformats.org/drawingml/2006/main" xmlns:pic="http://schemas.openxmlformats.org/drawingml/2006/picture">
             <wp:extent cx="4389120" cy="4389120"/>
-            <wp:docPr id="9" name="Picture 9"/>
+            <wp:docPr id="10" name="Picture 10"/>
             <wp:cNvGraphicFramePr>
               <a:graphicFrameLocks noChangeAspect="1"/>
             </wp:cNvGraphicFramePr>
@@ -777,7 +817,7 @@
                     <pic:cNvPicPr/>
                   </pic:nvPicPr>
                   <pic:blipFill>
-                    <a:blip r:embed="rId26"/>
+                    <a:blip r:embed="rId27"/>
                     <a:stretch>
                       <a:fillRect/>
                     </a:stretch>

--- a/Space_News_05_08_2026.docx
+++ b/Space_News_05_08_2026.docx
@@ -312,7 +312,7 @@
           <w:rFonts w:ascii="Times New Roman" w:hAnsi="Times New Roman"/>
           <w:sz w:val="24"/>
         </w:rPr>
-        <w:t>Click for next article Webcast: AST SpaceMobile BlueBird 11,12, and 13 Mission Live Launch - YouTube Watch On SpaceX will launch three big direct-to-cell satellites early on Wednesday morning (Aug. 5), and you can watch the action live. A Falcon 9 rocket carrying three of AST SpaceMobile's BlueBird spacecraft is scheduled to lift off from Florida's Cape Canaveral Space Force Station on Wednesday during a 96-minute window that opens at 3:42 a.m. EDT (0742 GMT). You can watch the action live here at Space.com courtesy of AST SpaceMobile, or directly via the Texas-based company . Coverage will begin at 2:42 a.m. EDT (0642 GMT). A SpaceX Falcon 9 rocket launches the BlueBird 8-10 mission for AST SpaceMobile from Florida on June 17, 2026. (Image credit: SpaceX) Wednesday's launch will continue building AST SpaceMobile's constellation in low Earth orbit (LEO), which will beam internet service directly to unmodified smartphones. Ten of the company's BlueBird spacecraft have lifted off to date, most recently on June 17 when a Falcon 9 sent three of them to LEO from Florida. The launch of BlueBirds 11 to 13 will be a big step toward getting the constellation fully up and running, according to AST SpaceMobile. "This orbital launch, combined with expanded manufacturing capacity and the recent successful launch and deployment of BlueBird satellites 8, 9, and 10, position us for beta services later this year with our space-based cellular broadband coverage," Scott Wisniewski, the company's president, said in a July 28 statement . AST SpaceMobile began assembling its constellation with "Block 1" spacecraft, which have communications arrays that cover 693 square feet (64.4 square meters) when unfurled. That's pretty big, but the company upped the ante with BlueBird 6, which reached LEO atop an Indian LVM3 rocket in December 2025 . That was the first "next-generation" BlueBird, a class whose antennas cover a whopping 2,400 square feet (223 square m). There are currently four next-gen BlueBirds in LEO - numbers 6, 8, 9 and 10. (BlueBird 7 was lost shortly after liftoff this past April after its Blue Origin New Glenn rocket suffered an anomaly .) So, BlueBirds 11 through 13 will nearly double the off-Earth population. "These next-generation BlueBird satellites are expected to deliver nearly double the peak download speeds achieved by the company's initial Block 1 BlueBird satellites, which recently demonstrated peak download speeds of 98.9 Mbps directly to standard smartphones," AST SpaceMobile wrote in the same statement. If all goes according to plan on Wednesday, the Falcon 9's first stage will return to Earth about 8.5 minutes after launch, touching down in the Atlantic Ocean on the SpaceX drone ship "A Shortfall of Gravitas." It will be the 30th launch and landing for this particular booster, according to a SpaceX mission description . The rocket also flew the BlueBird 8-10 mission in June. The Falcon 9's upper stage, meanwhile, will deploy the three BlueBird satellites into LEO over an 11-minute span beginning 53.5 minutes after liftoff.</w:t>
+        <w:t>Click for next article Webcast: AST SpaceMobile BlueBird 11,12, and 13 Mission Live Launch - YouTube Watch On A SpaceX Falcon 9 rocket carrying three of AST SpaceMobile's massive direct-to-cell BlueBird satellites launched from Florida's Cape Canaveral Space Force Station at 3:50 a.m. EDT (0650 GMT) on Wednesday, minutes after the opening of its 96-minute window. Today's launch further expands AST SpaceMobile's constellation in low Earth orbit (LEO), which will beam internet service directly to unmodified smartphones once operational. The newcomers bring the total number of BlueBird spacecraft launched to 13 and marks a significant milestone toward getting the constellation fully up and running, according to AST SpaceMobile. A SpaceX Falcon 9 rocket launches on Aug. 5, carrying a trio of BlueBird satellites to orbit. (Image credit: SpaceX) "This orbital launch, combined with expanded manufacturing capacity and the recent successful launch and deployment of BlueBird satellites 8, 9, and 10, position us for beta services later this year with our space-based cellular broadband coverage," Scott Wisniewski, the company's president, said in a July 28 statement . AST SpaceMobile began assembling its constellation with "Block 1" spacecraft, which have communications arrays that cover 693 square feet (64.4 square meters) when unfurled. That's pretty big, but the company upped the ante with BlueBird 6, which reached LEO atop an Indian LVM3 rocket in December 2025 . That was the first "next-generation" BlueBird, a class whose antennas cover a whopping 2,400 square feet (223 square m). Prior to today's launch, there had been four next-gen BlueBirds in LEO - numbers 6, 8, 9 and 10. (BlueBird 7 was lost shortly after liftoff this past April after its Blue Origin New Glenn rocket suffered an anomaly .) So, BlueBirds 11 through 13 will nearly double the off-Earth population. "These next-generation BlueBird satellites are expected to deliver nearly double the peak download speeds achieved by the company's initial Block 1 BlueBird satellites, which recently demonstrated peak download speeds of 98.9 Mbps directly to standard smartphones," AST SpaceMobile wrote in the same statement. The Falcon 9 first stage went on to perform its 30th landing on the deck of the drone ship "A Shortfall of Gravitas". (Image credit: SpaceX) The Falcon 9's first stage returned to Earth roughly 8.5 minutes after launch, touching down in the Atlantic Ocean on the SpaceX drone ship "A Shortfall of Gravitas." It was the 30th launch and landing for this particular booster, according to a SpaceX mission description . The rocket also flew the BlueBird 8-10 mission in June. The Falcon 9's upper stage, meanwhile, went on to deploy the three BlueBird satellites into LEO over an 11-minute span beginning 53.5 minutes after liftoff.</w:t>
       </w:r>
     </w:p>
     <w:p>
@@ -757,7 +757,7 @@
           <w:rFonts w:ascii="Times New Roman" w:hAnsi="Times New Roman"/>
           <w:sz w:val="24"/>
         </w:rPr>
-        <w:t>SpaceX is set to launch its 90th Falcon 9 rocket of the year with a mid-morning flight from Vandenberg Space Force Base on Tuesday. It comes hours before the company's first quarterly earnings call as a publicly traded company. The Starlink 17-53 mission will add another 24 broadband internet satellites to the company's low Earth orbit constellation consisting of more than 10,800 satellites. Liftoff from Space Launch Complex 4 East is scheduled for 10:05 a.m. PDT (1:05 p.m. EDT / 1705 UTC). The rocket will fly on a south-southwesterly trajectory upon leaving the pad. Spaceflight Now will have live coverage beginning about 30 minutes prior to liftoff. &lt;span data-mce-type="bookmark" style="display: inline-block; width: 0px; overflow: hidden; line-height: 0;" class="mce_SELRES_start"&gt;&lt;/span&gt; SpaceX will launch the mission using the Falcon 9 first stage booster with the tail number B1063. This will be its 34th flight after launching missions for NASA, ESA, the National Reconnaissance Office and the Space Development Agency, among others. Nearly 8.5 minutes after liftoff, B1063 will target a landing on the droneship, Of Course I Still Love You, positioned in the Pacific Ocean. If successful, this will be the 215th landing on this vessel and the 644th booster landing to date for SpaceX. SpaceX will host its first earnings call in company history about 30 minutes after the markets close at 4 p.m. EDT (2000 UTC). The financial update comes as the company is preparing for what may be the first orbital launch of its Starship rocket with the Flight 14 mission on a yet-to-be-announced launch date. The company is also preparing for marquee missions for NASA with the launch of the Nancy Grace Roman Space Telescope set to fly on a Falcon Heavy rocket no earlier than August 30 and the Crew-13 mission flying on a Falcon 9 rocket no earlier than September 12.</w:t>
+        <w:t>SpaceX launched its 90th Falcon 9 rocket of the year with a mid-morning flight from Vandenberg Space Force Base on Tuesday. It came hours before the company's first quarterly earnings call as a publicly traded company. The Starlink 17-53 mission added another 24 broadband internet satellites to the company's low Earth orbit constellation consisting of more than 10,800 satellites. Liftoff from Space Launch Complex 4 East occurred at 10:05 a.m. PDT (1:05 p.m. EDT / 1705 UTC). The rocket flew on a south-southwesterly trajectory upon leaving the pad. &lt;span data-mce-type="bookmark" style="display: inline-block; width: 0px; overflow: hidden; line-height: 0;" class="mce_SELRES_start"&gt;&lt;/span&gt; SpaceX launched the mission using the Falcon 9 first stage booster with the tail number B1063. This will be its 34th flight after launching missions for NASA, ESA, the National Reconnaissance Office and the Space Development Agency, among others. Nearly 8.5 minutes after liftoff, B1063 landed on the droneship, Of Course I Still Love You, positioned in the Pacific Ocean. It was the 215th landing on this vessel and the 644th booster landing to date for SpaceX. SpaceX will host its first earnings call in company history about 30 minutes after the markets close at 4 p.m. EDT (2000 UTC). The financial update comes as the company is preparing for what may be the first orbital launch of its Starship rocket with the Flight 14 mission on a yet-to-be-announced launch date. The company is also preparing for marquee missions for NASA with the launch of the Nancy Grace Roman Space Telescope set to fly on a Falcon Heavy rocket no earlier than August 30 and the Crew-13 mission flying on a Falcon 9 rocket no earlier than September 12.</w:t>
       </w:r>
     </w:p>
     <w:p>
